--- a/7-技术管理/运行记录类文件/JXTX-07-02-运维服务技术研发规划.docx
+++ b/7-技术管理/运行记录类文件/JXTX-07-02-运维服务技术研发规划.docx
@@ -22,6 +22,59 @@
         <w:textAlignment w:val="baseline"/>
       </w:pPr>
       <w:bookmarkStart w:id="0" w:name="_Toc20938"/>
+      <w:bookmarkStart w:id="13" w:name="_GoBack"/>
+      <w:r>
+        <w:drawing>
+          <wp:anchor distT="0" distB="0" distL="114300" distR="114300" simplePos="0" relativeHeight="251661312" behindDoc="1" locked="0" layoutInCell="1" allowOverlap="1">
+            <wp:simplePos x="0" y="0"/>
+            <wp:positionH relativeFrom="column">
+              <wp:posOffset>-19050</wp:posOffset>
+            </wp:positionH>
+            <wp:positionV relativeFrom="paragraph">
+              <wp:posOffset>-22225</wp:posOffset>
+            </wp:positionV>
+            <wp:extent cx="5304790" cy="8893810"/>
+            <wp:effectExtent l="0" t="0" r="13970" b="6350"/>
+            <wp:wrapNone/>
+            <wp:docPr id="1" name="图片 1"/>
+            <wp:cNvGraphicFramePr>
+              <a:graphicFrameLocks xmlns:a="http://schemas.openxmlformats.org/drawingml/2006/main" noChangeAspect="1"/>
+            </wp:cNvGraphicFramePr>
+            <a:graphic xmlns:a="http://schemas.openxmlformats.org/drawingml/2006/main">
+              <a:graphicData uri="http://schemas.openxmlformats.org/drawingml/2006/picture">
+                <pic:pic xmlns:pic="http://schemas.openxmlformats.org/drawingml/2006/picture">
+                  <pic:nvPicPr>
+                    <pic:cNvPr id="1" name="图片 1"/>
+                    <pic:cNvPicPr>
+                      <a:picLocks noChangeAspect="1"/>
+                    </pic:cNvPicPr>
+                  </pic:nvPicPr>
+                  <pic:blipFill>
+                    <a:blip r:embed="rId7"/>
+                    <a:stretch>
+                      <a:fillRect/>
+                    </a:stretch>
+                  </pic:blipFill>
+                  <pic:spPr>
+                    <a:xfrm>
+                      <a:off x="0" y="0"/>
+                      <a:ext cx="5304790" cy="8893810"/>
+                    </a:xfrm>
+                    <a:prstGeom prst="rect">
+                      <a:avLst/>
+                    </a:prstGeom>
+                    <a:noFill/>
+                    <a:ln>
+                      <a:noFill/>
+                    </a:ln>
+                  </pic:spPr>
+                </pic:pic>
+              </a:graphicData>
+            </a:graphic>
+          </wp:anchor>
+        </w:drawing>
+      </w:r>
+      <w:bookmarkEnd w:id="13"/>
       <w:r>
         <w:drawing>
           <wp:anchor distT="0" distB="0" distL="114300" distR="114300" simplePos="0" relativeHeight="251660288" behindDoc="1" locked="0" layoutInCell="1" allowOverlap="1">
@@ -49,7 +102,7 @@
                     </pic:cNvPicPr>
                   </pic:nvPicPr>
                   <pic:blipFill>
-                    <a:blip r:embed="rId7"/>
+                    <a:blip r:embed="rId8"/>
                     <a:stretch>
                       <a:fillRect/>
                     </a:stretch>
@@ -104,7 +157,7 @@
                     </pic:cNvPicPr>
                   </pic:nvPicPr>
                   <pic:blipFill>
-                    <a:blip r:embed="rId8">
+                    <a:blip r:embed="rId9">
                       <a:alphaModFix amt="58000"/>
                       <a:lum contrast="-52000"/>
                     </a:blip>
@@ -1310,8 +1363,6 @@
               </w:rPr>
               <w:t>熊发云</w:t>
             </w:r>
-            <w:bookmarkStart w:id="13" w:name="_GoBack"/>
-            <w:bookmarkEnd w:id="13"/>
           </w:p>
         </w:tc>
         <w:tc>
